--- a/docs/현장점검_20260917.docx
+++ b/docs/현장점검_20260917.docx
@@ -24,7 +24,7 @@
         </w:rPr>
         <w:t>점검 기간 : 2026-09-16 ~ 2026-09-17 (야간 시뮬 운전 포함)</w:t>
         <w:br/>
-        <w:t>작성 : 2026-09-17 06:40</w:t>
+        <w:t>작성 : 2026-09-17 06:40 / 갱신 07:15</w:t>
         <w:br/>
         <w:t>대상 : IO_TASK(스케줄러) · WCS_TASK_CV(설비 통신) · WCS_TASK_HOST(상위 통신) · WCS Client · EQP_SIM</w:t>
       </w:r>
@@ -43,7 +43,7 @@
         <w:rPr>
           <w:b w:val="0"/>
         </w:rPr>
-        <w:t>현장(9/16)에서 보고된 증상과 시뮬레이터 재현 결과를 바탕으로 아래 10건을 조치했다. 모든 변경은 GitHub(yeorijby-coder/LGLS_ALL, main)에 커밋·푸시되었고, 시뮬 체인으로 12건 교착 시험(12/12 완주, 교착 0)과 5시간 이상의 연속 운전(완료 726건, 정체 0)으로 검증했다.</w:t>
+        <w:t>현장(9/16)에서 보고된 증상과 시뮬레이터 재현 결과를 바탕으로 아래 12건을 조치했다. 모든 변경은 GitHub(yeorijby-coder/LGLS_ALL, main)에 커밋·푸시되었고, 시뮬 체인으로 12건 교착 시험(12/12 완주, 교착 0)과 5시간 이상의 연속 운전(완료 726건, 정체 0)으로 검증했다.</w:t>
       </w:r>
     </w:p>
     <w:tbl>
@@ -862,6 +862,150 @@
           </w:p>
         </w:tc>
       </w:tr>
+      <w:tr>
+        <w:tc>
+          <w:tcPr>
+            <w:tcW w:type="dxa" w:w="454"/>
+          </w:tcPr>
+          <w:p>
+            <w:r/>
+            <w:r>
+              <w:rPr>
+                <w:sz w:val="19"/>
+              </w:rPr>
+              <w:t>11</w:t>
+            </w:r>
+          </w:p>
+        </w:tc>
+        <w:tc>
+          <w:tcPr>
+            <w:tcW w:type="dxa" w:w="1474"/>
+          </w:tcPr>
+          <w:p>
+            <w:r/>
+            <w:r>
+              <w:rPr>
+                <w:sz w:val="19"/>
+              </w:rPr>
+              <w:t>EQP_SIM 출고 H/S</w:t>
+            </w:r>
+          </w:p>
+        </w:tc>
+        <w:tc>
+          <w:tcPr>
+            <w:tcW w:type="dxa" w:w="2948"/>
+          </w:tcPr>
+          <w:p>
+            <w:r/>
+            <w:r>
+              <w:rPr>
+                <w:sz w:val="19"/>
+              </w:rPr>
+              <w:t>출고 H/S 에 데이터가 보이지 않고 바로 건너뜀</w:t>
+            </w:r>
+          </w:p>
+        </w:tc>
+        <w:tc>
+          <w:tcPr>
+            <w:tcW w:type="dxa" w:w="3515"/>
+          </w:tcPr>
+          <w:p>
+            <w:r/>
+            <w:r>
+              <w:rPr>
+                <w:sz w:val="19"/>
+              </w:rPr>
+              <w:t>H/S 기록 후 최소 체류(HS_AFTER_RECORD_HOLD_MS=3000)</w:t>
+            </w:r>
+          </w:p>
+        </w:tc>
+        <w:tc>
+          <w:tcPr>
+            <w:tcW w:type="dxa" w:w="1247"/>
+          </w:tcPr>
+          <w:p>
+            <w:r/>
+            <w:r>
+              <w:rPr>
+                <w:sz w:val="19"/>
+              </w:rPr>
+              <w:t>65a9cd7</w:t>
+            </w:r>
+          </w:p>
+        </w:tc>
+      </w:tr>
+      <w:tr>
+        <w:tc>
+          <w:tcPr>
+            <w:tcW w:type="dxa" w:w="454"/>
+          </w:tcPr>
+          <w:p>
+            <w:r/>
+            <w:r>
+              <w:rPr>
+                <w:sz w:val="19"/>
+              </w:rPr>
+              <w:t>12</w:t>
+            </w:r>
+          </w:p>
+        </w:tc>
+        <w:tc>
+          <w:tcPr>
+            <w:tcW w:type="dxa" w:w="1474"/>
+          </w:tcPr>
+          <w:p>
+            <w:r/>
+            <w:r>
+              <w:rPr>
+                <w:sz w:val="19"/>
+              </w:rPr>
+              <w:t>화면 반응 속도</w:t>
+            </w:r>
+          </w:p>
+        </w:tc>
+        <w:tc>
+          <w:tcPr>
+            <w:tcW w:type="dxa" w:w="2948"/>
+          </w:tcPr>
+          <w:p>
+            <w:r/>
+            <w:r>
+              <w:rPr>
+                <w:sz w:val="19"/>
+              </w:rPr>
+              <w:t>Client 화면 갱신이 느림(설비 통신 한 바퀴 3초 이상)</w:t>
+            </w:r>
+          </w:p>
+        </w:tc>
+        <w:tc>
+          <w:tcPr>
+            <w:tcW w:type="dxa" w:w="3515"/>
+          </w:tcPr>
+          <w:p>
+            <w:r/>
+            <w:r>
+              <w:rPr>
+                <w:sz w:val="19"/>
+              </w:rPr>
+              <w:t>WCS_TASK_CV 일괄 읽기·비동기 로그 + INI 핫 옵션 6종 → 한 바퀴 1초 안팎</w:t>
+            </w:r>
+          </w:p>
+        </w:tc>
+        <w:tc>
+          <w:tcPr>
+            <w:tcW w:type="dxa" w:w="1247"/>
+          </w:tcPr>
+          <w:p>
+            <w:r/>
+            <w:r>
+              <w:rPr>
+                <w:sz w:val="19"/>
+              </w:rPr>
+              <w:t>8f1555a</w:t>
+            </w:r>
+          </w:p>
+        </w:tc>
+      </w:tr>
     </w:tbl>
     <w:p/>
     <w:p>
@@ -1669,6 +1813,250 @@
     </w:p>
     <w:p>
       <w:pPr>
+        <w:pStyle w:val="Heading2"/>
+      </w:pPr>
+      <w:r>
+        <w:t>2.5 출고 H/S 데이터가 화면에서 건너뛰어 보임 (9/17 07시)</w:t>
+      </w:r>
+    </w:p>
+    <w:p>
+      <w:r>
+        <w:rPr>
+          <w:b w:val="0"/>
+        </w:rPr>
+        <w:t>시뮬에서 H/S 기록이 드러나는 순간과 벨트가 옮기는 순간이 같은 처리 주기였다(06:25:09.732 기록·이동 동시). 설비 통신이 PLC 를 읽는 주기(당시 3초 이상)가 그 사이를 한 번도 잡지 못해 짝수 칸(104) 기록이 화면에 나타나지 않았다.</w:t>
+      </w:r>
+    </w:p>
+    <w:p>
+      <w:r>
+        <w:rPr>
+          <w:b w:val="0"/>
+        </w:rPr>
+        <w:t>조치 : 기록 후 최소 체류 HS_AFTER_RECORD_HOLD_MS(기본 3000, 0=종전). 검증 : 8039 기록 06:46:41.4 → 이동 44.5, 설비 통신 104 판독 42.5 [0000]→[8039] (약 3.6초 표시), 8045 약 5초 표시.</w:t>
+      </w:r>
+    </w:p>
+    <w:tbl>
+      <w:tblPr>
+        <w:tblStyle w:val="TableGrid"/>
+        <w:tblW w:type="auto" w:w="0"/>
+        <w:jc w:val="center"/>
+        <w:tblLook w:firstColumn="1" w:firstRow="1" w:lastColumn="0" w:lastRow="0" w:noHBand="0" w:noVBand="1" w:val="04A0"/>
+      </w:tblPr>
+      <w:tblGrid>
+        <w:gridCol w:w="3324"/>
+        <w:gridCol w:w="3324"/>
+        <w:gridCol w:w="3324"/>
+      </w:tblGrid>
+      <w:tr>
+        <w:tc>
+          <w:tcPr>
+            <w:tcW w:type="dxa" w:w="2835"/>
+            <w:shd w:val="clear" w:color="auto" w:fill="D9E2F3"/>
+          </w:tcPr>
+          <w:p>
+            <w:r/>
+            <w:r>
+              <w:rPr>
+                <w:b/>
+                <w:sz w:val="19"/>
+              </w:rPr>
+              <w:t>단계</w:t>
+            </w:r>
+          </w:p>
+        </w:tc>
+        <w:tc>
+          <w:tcPr>
+            <w:tcW w:type="dxa" w:w="3402"/>
+            <w:shd w:val="clear" w:color="auto" w:fill="D9E2F3"/>
+          </w:tcPr>
+          <w:p>
+            <w:r/>
+            <w:r>
+              <w:rPr>
+                <w:b/>
+                <w:sz w:val="19"/>
+              </w:rPr>
+              <w:t>시각(8039)</w:t>
+            </w:r>
+          </w:p>
+        </w:tc>
+        <w:tc>
+          <w:tcPr>
+            <w:tcW w:type="dxa" w:w="3402"/>
+            <w:shd w:val="clear" w:color="auto" w:fill="D9E2F3"/>
+          </w:tcPr>
+          <w:p>
+            <w:r/>
+            <w:r>
+              <w:rPr>
+                <w:b/>
+                <w:sz w:val="19"/>
+              </w:rPr>
+              <w:t>상태</w:t>
+            </w:r>
+          </w:p>
+        </w:tc>
+      </w:tr>
+      <w:tr>
+        <w:tc>
+          <w:tcPr>
+            <w:tcW w:type="dxa" w:w="2835"/>
+          </w:tcPr>
+          <w:p>
+            <w:r/>
+            <w:r>
+              <w:rPr>
+                <w:sz w:val="19"/>
+              </w:rPr>
+              <w:t>① 크레인 색 있음, H/S 화물만</w:t>
+            </w:r>
+          </w:p>
+        </w:tc>
+        <w:tc>
+          <w:tcPr>
+            <w:tcW w:type="dxa" w:w="3402"/>
+          </w:tcPr>
+          <w:p>
+            <w:r/>
+            <w:r>
+              <w:rPr>
+                <w:sz w:val="19"/>
+              </w:rPr>
+              <w:t>06:46:32.9 ~ 39.9 (7초)</w:t>
+            </w:r>
+          </w:p>
+        </w:tc>
+        <w:tc>
+          <w:tcPr>
+            <w:tcW w:type="dxa" w:w="3402"/>
+          </w:tcPr>
+          <w:p>
+            <w:r/>
+            <w:r>
+              <w:rPr>
+                <w:sz w:val="19"/>
+              </w:rPr>
+              <w:t>하차 후 반송 완료 보고 전</w:t>
+            </w:r>
+          </w:p>
+        </w:tc>
+      </w:tr>
+      <w:tr>
+        <w:tc>
+          <w:tcPr>
+            <w:tcW w:type="dxa" w:w="2835"/>
+          </w:tcPr>
+          <w:p>
+            <w:r/>
+            <w:r>
+              <w:rPr>
+                <w:sz w:val="19"/>
+              </w:rPr>
+              <w:t>② 크레인 색 없음, H/S 화물만</w:t>
+            </w:r>
+          </w:p>
+        </w:tc>
+        <w:tc>
+          <w:tcPr>
+            <w:tcW w:type="dxa" w:w="3402"/>
+          </w:tcPr>
+          <w:p>
+            <w:r/>
+            <w:r>
+              <w:rPr>
+                <w:sz w:val="19"/>
+              </w:rPr>
+              <w:t>06:46:39.9 ~ 41.4 (1.5초, HS_RECORD_LAG_MS)</w:t>
+            </w:r>
+          </w:p>
+        </w:tc>
+        <w:tc>
+          <w:tcPr>
+            <w:tcW w:type="dxa" w:w="3402"/>
+          </w:tcPr>
+          <w:p>
+            <w:r/>
+            <w:r>
+              <w:rPr>
+                <w:sz w:val="19"/>
+              </w:rPr>
+              <w:t>크레인 데이터 소멸, H/S 기록 전</w:t>
+            </w:r>
+          </w:p>
+        </w:tc>
+      </w:tr>
+      <w:tr>
+        <w:tc>
+          <w:tcPr>
+            <w:tcW w:type="dxa" w:w="2835"/>
+          </w:tcPr>
+          <w:p>
+            <w:r/>
+            <w:r>
+              <w:rPr>
+                <w:sz w:val="19"/>
+              </w:rPr>
+              <w:t>③ 크레인 색 없음, H/S 색+화물</w:t>
+            </w:r>
+          </w:p>
+        </w:tc>
+        <w:tc>
+          <w:tcPr>
+            <w:tcW w:type="dxa" w:w="3402"/>
+          </w:tcPr>
+          <w:p>
+            <w:r/>
+            <w:r>
+              <w:rPr>
+                <w:sz w:val="19"/>
+              </w:rPr>
+              <w:t>06:46:41.4 ~ 44.5 (3초, HS_AFTER_RECORD_HOLD_MS)</w:t>
+            </w:r>
+          </w:p>
+        </w:tc>
+        <w:tc>
+          <w:tcPr>
+            <w:tcW w:type="dxa" w:w="3402"/>
+          </w:tcPr>
+          <w:p>
+            <w:r/>
+            <w:r>
+              <w:rPr>
+                <w:sz w:val="19"/>
+              </w:rPr>
+              <w:t>H/S 기록 후 이동 전</w:t>
+            </w:r>
+          </w:p>
+        </w:tc>
+      </w:tr>
+    </w:tbl>
+    <w:p/>
+    <w:p>
+      <w:r>
+        <w:rPr>
+          <w:b w:val="0"/>
+        </w:rPr>
+        <w:t>시뮬 PLC 는 현장과 같은 ①→②→③ 순서를 만든다. Client 가 VEH_CLEAR_MODE=3(기본)이면 크레인 색을 H/S 기록 시점에 지워 ②가 ③과 겹쳐 보인다. 현장 화면과 똑같이 보려면 Ecs.ini VEH_CLEAR_MODE=0(반송 완료 보고 시 지움, 저장 즉시 반영).</w:t>
+      </w:r>
+    </w:p>
+    <w:p>
+      <w:pPr>
+        <w:pStyle w:val="Heading2"/>
+      </w:pPr>
+      <w:r>
+        <w:t>2.6 Client 화면 속도</w:t>
+      </w:r>
+    </w:p>
+    <w:p>
+      <w:r>
+        <w:rPr>
+          <w:b w:val="0"/>
+        </w:rPr>
+        <w:t>Client 는 DB 를 0.3초(COLLECT_INTERVAL_MS)마다 읽으므로 병목이 아니었다. 설비 통신(WCS_TASK_CV)이 C/V 15대를 한 바퀴 읽는 데 3.2~3.6초(최대 5.7초)가 걸려 컨베이어 표시가 그만큼 늦었다. 원인 : ① R 트래킹 전 구간 146워드가 일괄 상한 128워드를 넘어 설비별 개별 READ 15회 ② 이벤트 확인이 이미 읽은 M 구간을 설비별로 다시 READ 15회 ③ 통신상태 DB 갱신을 설비마다 15회 ④ 화면 로그를 한 줄마다 동기 Invoke 로 넣어 통신 스레드가 화면을 기다림.</w:t>
+      </w:r>
+    </w:p>
+    <w:p>
+      <w:pPr>
         <w:pStyle w:val="Heading1"/>
       </w:pPr>
       <w:r>
@@ -1753,6 +2141,358 @@
       </w:pPr>
       <w:r>
         <w:t>[INI 열기] / [INI 다시 읽기] 버튼 : [TIMING] 값을 재기동 없이 재적용. (스토어 메모장 별칭 오류 회피)</w:t>
+      </w:r>
+    </w:p>
+    <w:p>
+      <w:pPr>
+        <w:pStyle w:val="Heading2"/>
+      </w:pPr>
+      <w:r>
+        <w:t>3.5 설비 통신 순회 속도 옵션 (WCS_DB.INI [CNF], 저장 후 2초 안에 반영)</w:t>
+      </w:r>
+    </w:p>
+    <w:p>
+      <w:r>
+        <w:rPr>
+          <w:b w:val="0"/>
+        </w:rPr>
+        <w:t>PLC 프레임 형식은 바꾸지 않고 왕복 횟수만 줄였다(한 바퀴 약 33회 → 약 4회). 각 항목을 0 으로 두면 종전 동작이다.</w:t>
+      </w:r>
+    </w:p>
+    <w:tbl>
+      <w:tblPr>
+        <w:tblStyle w:val="TableGrid"/>
+        <w:tblW w:type="auto" w:w="0"/>
+        <w:jc w:val="center"/>
+        <w:tblLook w:firstColumn="1" w:firstRow="1" w:lastColumn="0" w:lastRow="0" w:noHBand="0" w:noVBand="1" w:val="04A0"/>
+      </w:tblPr>
+      <w:tblGrid>
+        <w:gridCol w:w="3324"/>
+        <w:gridCol w:w="3324"/>
+        <w:gridCol w:w="3324"/>
+      </w:tblGrid>
+      <w:tr>
+        <w:tc>
+          <w:tcPr>
+            <w:tcW w:type="dxa" w:w="2268"/>
+            <w:shd w:val="clear" w:color="auto" w:fill="D9E2F3"/>
+          </w:tcPr>
+          <w:p>
+            <w:r/>
+            <w:r>
+              <w:rPr>
+                <w:b/>
+                <w:sz w:val="19"/>
+              </w:rPr>
+              <w:t>키</w:t>
+            </w:r>
+          </w:p>
+        </w:tc>
+        <w:tc>
+          <w:tcPr>
+            <w:tcW w:type="dxa" w:w="850"/>
+            <w:shd w:val="clear" w:color="auto" w:fill="D9E2F3"/>
+          </w:tcPr>
+          <w:p>
+            <w:r/>
+            <w:r>
+              <w:rPr>
+                <w:b/>
+                <w:sz w:val="19"/>
+              </w:rPr>
+              <w:t>기본</w:t>
+            </w:r>
+          </w:p>
+        </w:tc>
+        <w:tc>
+          <w:tcPr>
+            <w:tcW w:type="dxa" w:w="6520"/>
+            <w:shd w:val="clear" w:color="auto" w:fill="D9E2F3"/>
+          </w:tcPr>
+          <w:p>
+            <w:r/>
+            <w:r>
+              <w:rPr>
+                <w:b/>
+                <w:sz w:val="19"/>
+              </w:rPr>
+              <w:t>내용</w:t>
+            </w:r>
+          </w:p>
+        </w:tc>
+      </w:tr>
+      <w:tr>
+        <w:tc>
+          <w:tcPr>
+            <w:tcW w:type="dxa" w:w="2268"/>
+          </w:tcPr>
+          <w:p>
+            <w:r/>
+            <w:r>
+              <w:rPr>
+                <w:sz w:val="19"/>
+              </w:rPr>
+              <w:t>CV_BULK_R</w:t>
+            </w:r>
+          </w:p>
+        </w:tc>
+        <w:tc>
+          <w:tcPr>
+            <w:tcW w:type="dxa" w:w="850"/>
+          </w:tcPr>
+          <w:p>
+            <w:r/>
+            <w:r>
+              <w:rPr>
+                <w:sz w:val="19"/>
+              </w:rPr>
+              <w:t>1</w:t>
+            </w:r>
+          </w:p>
+        </w:tc>
+        <w:tc>
+          <w:tcPr>
+            <w:tcW w:type="dxa" w:w="6520"/>
+          </w:tcPr>
+          <w:p>
+            <w:r/>
+            <w:r>
+              <w:rPr>
+                <w:sz w:val="19"/>
+              </w:rPr>
+              <w:t>R 트래킹을 128워드 이하 조각(R0+126, R130+16)으로 한꺼번에 읽음</w:t>
+            </w:r>
+          </w:p>
+        </w:tc>
+      </w:tr>
+      <w:tr>
+        <w:tc>
+          <w:tcPr>
+            <w:tcW w:type="dxa" w:w="2268"/>
+          </w:tcPr>
+          <w:p>
+            <w:r/>
+            <w:r>
+              <w:rPr>
+                <w:sz w:val="19"/>
+              </w:rPr>
+              <w:t>CV_EVT_BULK</w:t>
+            </w:r>
+          </w:p>
+        </w:tc>
+        <w:tc>
+          <w:tcPr>
+            <w:tcW w:type="dxa" w:w="850"/>
+          </w:tcPr>
+          <w:p>
+            <w:r/>
+            <w:r>
+              <w:rPr>
+                <w:sz w:val="19"/>
+              </w:rPr>
+              <w:t>1</w:t>
+            </w:r>
+          </w:p>
+        </w:tc>
+        <w:tc>
+          <w:tcPr>
+            <w:tcW w:type="dxa" w:w="6520"/>
+          </w:tcPr>
+          <w:p>
+            <w:r/>
+            <w:r>
+              <w:rPr>
+                <w:sz w:val="19"/>
+              </w:rPr>
+              <w:t>이벤트(적재/하역 완료) 확인에 사이클 시작의 M 일괄 값을 씀</w:t>
+            </w:r>
+          </w:p>
+        </w:tc>
+      </w:tr>
+      <w:tr>
+        <w:tc>
+          <w:tcPr>
+            <w:tcW w:type="dxa" w:w="2268"/>
+          </w:tcPr>
+          <w:p>
+            <w:r/>
+            <w:r>
+              <w:rPr>
+                <w:sz w:val="19"/>
+              </w:rPr>
+              <w:t>CV_HB_MS</w:t>
+            </w:r>
+          </w:p>
+        </w:tc>
+        <w:tc>
+          <w:tcPr>
+            <w:tcW w:type="dxa" w:w="850"/>
+          </w:tcPr>
+          <w:p>
+            <w:r/>
+            <w:r>
+              <w:rPr>
+                <w:sz w:val="19"/>
+              </w:rPr>
+              <w:t>1000</w:t>
+            </w:r>
+          </w:p>
+        </w:tc>
+        <w:tc>
+          <w:tcPr>
+            <w:tcW w:type="dxa" w:w="6520"/>
+          </w:tcPr>
+          <w:p>
+            <w:r/>
+            <w:r>
+              <w:rPr>
+                <w:sz w:val="19"/>
+              </w:rPr>
+              <w:t>통신상태(EQP_MST) 갱신 간격 ms. 0=설비마다. Client 끊김 판정 5초</w:t>
+            </w:r>
+          </w:p>
+        </w:tc>
+      </w:tr>
+      <w:tr>
+        <w:tc>
+          <w:tcPr>
+            <w:tcW w:type="dxa" w:w="2268"/>
+          </w:tcPr>
+          <w:p>
+            <w:r/>
+            <w:r>
+              <w:rPr>
+                <w:sz w:val="19"/>
+              </w:rPr>
+              <w:t>CV_CYCLE_SLEEP_MS</w:t>
+            </w:r>
+          </w:p>
+        </w:tc>
+        <w:tc>
+          <w:tcPr>
+            <w:tcW w:type="dxa" w:w="850"/>
+          </w:tcPr>
+          <w:p>
+            <w:r/>
+            <w:r>
+              <w:rPr>
+                <w:sz w:val="19"/>
+              </w:rPr>
+              <w:t>200</w:t>
+            </w:r>
+          </w:p>
+        </w:tc>
+        <w:tc>
+          <w:tcPr>
+            <w:tcW w:type="dxa" w:w="6520"/>
+          </w:tcPr>
+          <w:p>
+            <w:r/>
+            <w:r>
+              <w:rPr>
+                <w:sz w:val="19"/>
+              </w:rPr>
+              <w:t>한 바퀴 뒤 쉬는 시간 (0~2000)</w:t>
+            </w:r>
+          </w:p>
+        </w:tc>
+      </w:tr>
+      <w:tr>
+        <w:tc>
+          <w:tcPr>
+            <w:tcW w:type="dxa" w:w="2268"/>
+          </w:tcPr>
+          <w:p>
+            <w:r/>
+            <w:r>
+              <w:rPr>
+                <w:sz w:val="19"/>
+              </w:rPr>
+              <w:t>CV_CYCLE_LOG_MS</w:t>
+            </w:r>
+          </w:p>
+        </w:tc>
+        <w:tc>
+          <w:tcPr>
+            <w:tcW w:type="dxa" w:w="850"/>
+          </w:tcPr>
+          <w:p>
+            <w:r/>
+            <w:r>
+              <w:rPr>
+                <w:sz w:val="19"/>
+              </w:rPr>
+              <w:t>1000</w:t>
+            </w:r>
+          </w:p>
+        </w:tc>
+        <w:tc>
+          <w:tcPr>
+            <w:tcW w:type="dxa" w:w="6520"/>
+          </w:tcPr>
+          <w:p>
+            <w:r/>
+            <w:r>
+              <w:rPr>
+                <w:sz w:val="19"/>
+              </w:rPr>
+              <w:t>한 바퀴가 이 값을 넘으면 30초에 한 번 [CYCLE] 로그</w:t>
+            </w:r>
+          </w:p>
+        </w:tc>
+      </w:tr>
+      <w:tr>
+        <w:tc>
+          <w:tcPr>
+            <w:tcW w:type="dxa" w:w="2268"/>
+          </w:tcPr>
+          <w:p>
+            <w:r/>
+            <w:r>
+              <w:rPr>
+                <w:sz w:val="19"/>
+              </w:rPr>
+              <w:t>UI_LOG_ASYNC</w:t>
+            </w:r>
+          </w:p>
+        </w:tc>
+        <w:tc>
+          <w:tcPr>
+            <w:tcW w:type="dxa" w:w="850"/>
+          </w:tcPr>
+          <w:p>
+            <w:r/>
+            <w:r>
+              <w:rPr>
+                <w:sz w:val="19"/>
+              </w:rPr>
+              <w:t>1</w:t>
+            </w:r>
+          </w:p>
+        </w:tc>
+        <w:tc>
+          <w:tcPr>
+            <w:tcW w:type="dxa" w:w="6520"/>
+          </w:tcPr>
+          <w:p>
+            <w:r/>
+            <w:r>
+              <w:rPr>
+                <w:sz w:val="19"/>
+              </w:rPr>
+              <w:t>설비 통신 창 로그를 비동기로 넣음(0=동기, 느림)</w:t>
+            </w:r>
+          </w:p>
+        </w:tc>
+      </w:tr>
+    </w:tbl>
+    <w:p/>
+    <w:p>
+      <w:r>
+        <w:rPr>
+          <w:b w:val="0"/>
+        </w:rPr>
+        <w:t>30회 주기 재동기화 때마다 DB 이력에 쌓이던 "R트래킹 JOB NO 변경 [] -&gt; [0000]" 가짜 기록도 제거했다(실제로 바뀐 때만 기록).</w:t>
       </w:r>
     </w:p>
     <w:p>
@@ -2445,6 +3185,262 @@
     </w:p>
     <w:p>
       <w:pPr>
+        <w:pStyle w:val="Heading2"/>
+      </w:pPr>
+      <w:r>
+        <w:t>4.3 설비 통신 순회 시간 (같은 프로세스에서 INI 만 바꿔 비교)</w:t>
+      </w:r>
+    </w:p>
+    <w:tbl>
+      <w:tblPr>
+        <w:tblStyle w:val="TableGrid"/>
+        <w:tblW w:type="auto" w:w="0"/>
+        <w:jc w:val="center"/>
+        <w:tblLook w:firstColumn="1" w:firstRow="1" w:lastColumn="0" w:lastRow="0" w:noHBand="0" w:noVBand="1" w:val="04A0"/>
+      </w:tblPr>
+      <w:tblGrid>
+        <w:gridCol w:w="3324"/>
+        <w:gridCol w:w="3324"/>
+        <w:gridCol w:w="3324"/>
+      </w:tblGrid>
+      <w:tr>
+        <w:tc>
+          <w:tcPr>
+            <w:tcW w:type="dxa" w:w="2551"/>
+            <w:shd w:val="clear" w:color="auto" w:fill="D9E2F3"/>
+          </w:tcPr>
+          <w:p>
+            <w:r/>
+            <w:r>
+              <w:rPr>
+                <w:b/>
+                <w:sz w:val="19"/>
+              </w:rPr>
+              <w:t>구간</w:t>
+            </w:r>
+          </w:p>
+        </w:tc>
+        <w:tc>
+          <w:tcPr>
+            <w:tcW w:type="dxa" w:w="2268"/>
+            <w:shd w:val="clear" w:color="auto" w:fill="D9E2F3"/>
+          </w:tcPr>
+          <w:p>
+            <w:r/>
+            <w:r>
+              <w:rPr>
+                <w:b/>
+                <w:sz w:val="19"/>
+              </w:rPr>
+              <w:t>옵션</w:t>
+            </w:r>
+          </w:p>
+        </w:tc>
+        <w:tc>
+          <w:tcPr>
+            <w:tcW w:type="dxa" w:w="4819"/>
+            <w:shd w:val="clear" w:color="auto" w:fill="D9E2F3"/>
+          </w:tcPr>
+          <w:p>
+            <w:r/>
+            <w:r>
+              <w:rPr>
+                <w:b/>
+                <w:sz w:val="19"/>
+              </w:rPr>
+              <w:t>1초 초과 바퀴 기록 (나머지는 1초 이내)</w:t>
+            </w:r>
+          </w:p>
+        </w:tc>
+      </w:tr>
+      <w:tr>
+        <w:tc>
+          <w:tcPr>
+            <w:tcW w:type="dxa" w:w="2551"/>
+          </w:tcPr>
+          <w:p>
+            <w:r/>
+            <w:r>
+              <w:rPr>
+                <w:sz w:val="19"/>
+              </w:rPr>
+              <w:t>조치 전 (06:47~06:51)</w:t>
+            </w:r>
+          </w:p>
+        </w:tc>
+        <w:tc>
+          <w:tcPr>
+            <w:tcW w:type="dxa" w:w="2268"/>
+          </w:tcPr>
+          <w:p>
+            <w:r/>
+            <w:r>
+              <w:rPr>
+                <w:sz w:val="19"/>
+              </w:rPr>
+              <w:t>-</w:t>
+            </w:r>
+          </w:p>
+        </w:tc>
+        <w:tc>
+          <w:tcPr>
+            <w:tcW w:type="dxa" w:w="4819"/>
+          </w:tcPr>
+          <w:p>
+            <w:r/>
+            <w:r>
+              <w:rPr>
+                <w:sz w:val="19"/>
+              </w:rPr>
+              <w:t>3.2 / 3.2 / 3.5 / 3.3 / 3.6초 (3초 초과만 기록)</w:t>
+            </w:r>
+          </w:p>
+        </w:tc>
+      </w:tr>
+      <w:tr>
+        <w:tc>
+          <w:tcPr>
+            <w:tcW w:type="dxa" w:w="2551"/>
+          </w:tcPr>
+          <w:p>
+            <w:r/>
+            <w:r>
+              <w:rPr>
+                <w:sz w:val="19"/>
+              </w:rPr>
+              <w:t>07:05~07:08</w:t>
+            </w:r>
+          </w:p>
+        </w:tc>
+        <w:tc>
+          <w:tcPr>
+            <w:tcW w:type="dxa" w:w="2268"/>
+          </w:tcPr>
+          <w:p>
+            <w:r/>
+            <w:r>
+              <w:rPr>
+                <w:sz w:val="19"/>
+              </w:rPr>
+              <w:t>모두 1</w:t>
+            </w:r>
+          </w:p>
+        </w:tc>
+        <w:tc>
+          <w:tcPr>
+            <w:tcW w:type="dxa" w:w="4819"/>
+          </w:tcPr>
+          <w:p>
+            <w:r/>
+            <w:r>
+              <w:rPr>
+                <w:sz w:val="19"/>
+              </w:rPr>
+              <w:t>1.8 / 1.3 / 1.7 / 1.9 / 1.6초</w:t>
+            </w:r>
+          </w:p>
+        </w:tc>
+      </w:tr>
+      <w:tr>
+        <w:tc>
+          <w:tcPr>
+            <w:tcW w:type="dxa" w:w="2551"/>
+          </w:tcPr>
+          <w:p>
+            <w:r/>
+            <w:r>
+              <w:rPr>
+                <w:sz w:val="19"/>
+              </w:rPr>
+              <w:t>07:08~07:11</w:t>
+            </w:r>
+          </w:p>
+        </w:tc>
+        <w:tc>
+          <w:tcPr>
+            <w:tcW w:type="dxa" w:w="2268"/>
+          </w:tcPr>
+          <w:p>
+            <w:r/>
+            <w:r>
+              <w:rPr>
+                <w:sz w:val="19"/>
+              </w:rPr>
+              <w:t>모두 0 (재기동 없이 전환)</w:t>
+            </w:r>
+          </w:p>
+        </w:tc>
+        <w:tc>
+          <w:tcPr>
+            <w:tcW w:type="dxa" w:w="4819"/>
+          </w:tcPr>
+          <w:p>
+            <w:r/>
+            <w:r>
+              <w:rPr>
+                <w:sz w:val="19"/>
+              </w:rPr>
+              <w:t>2.2 / 5.7 / 5.3 / 3.8초</w:t>
+            </w:r>
+          </w:p>
+        </w:tc>
+      </w:tr>
+      <w:tr>
+        <w:tc>
+          <w:tcPr>
+            <w:tcW w:type="dxa" w:w="2551"/>
+          </w:tcPr>
+          <w:p>
+            <w:r/>
+            <w:r>
+              <w:rPr>
+                <w:sz w:val="19"/>
+              </w:rPr>
+              <w:t>07:11~07:13</w:t>
+            </w:r>
+          </w:p>
+        </w:tc>
+        <w:tc>
+          <w:tcPr>
+            <w:tcW w:type="dxa" w:w="2268"/>
+          </w:tcPr>
+          <w:p>
+            <w:r/>
+            <w:r>
+              <w:rPr>
+                <w:sz w:val="19"/>
+              </w:rPr>
+              <w:t>모두 1 복귀</w:t>
+            </w:r>
+          </w:p>
+        </w:tc>
+        <w:tc>
+          <w:tcPr>
+            <w:tcW w:type="dxa" w:w="4819"/>
+          </w:tcPr>
+          <w:p>
+            <w:r/>
+            <w:r>
+              <w:rPr>
+                <w:sz w:val="19"/>
+              </w:rPr>
+              <w:t>1.1 / 2.1 / 1.1초</w:t>
+            </w:r>
+          </w:p>
+        </w:tc>
+      </w:tr>
+    </w:tbl>
+    <w:p/>
+    <w:p>
+      <w:r>
+        <w:rPr>
+          <w:b w:val="0"/>
+        </w:rPr>
+        <w:t>1초를 넘은 바퀴는 적재/하역 완료 응답(ACK 쓰기)과 방향·트래킹 쓰기가 몰린 경우다. 기동 직후 첫 바퀴(약 12초)는 전 트랙 최초 DB 반영이다.</w:t>
+      </w:r>
+    </w:p>
+    <w:p>
+      <w:pPr>
         <w:pStyle w:val="Heading1"/>
       </w:pPr>
       <w:r>
@@ -2961,7 +3957,7 @@
               <w:rPr>
                 <w:sz w:val="19"/>
               </w:rPr>
-              <w:t>HS_RECORD_LAG_MS</w:t>
+              <w:t>HS_RECORD_LAG_MS / HS_AFTER_RECORD_HOLD_MS</w:t>
             </w:r>
           </w:p>
         </w:tc>
@@ -2975,7 +3971,7 @@
               <w:rPr>
                 <w:sz w:val="19"/>
               </w:rPr>
-              <w:t>1500</w:t>
+              <w:t>1500 / 3000</w:t>
             </w:r>
           </w:p>
         </w:tc>
@@ -2990,6 +3986,122 @@
                 <w:sz w:val="19"/>
               </w:rPr>
               <w:t>시뮬 전용</w:t>
+            </w:r>
+          </w:p>
+        </w:tc>
+      </w:tr>
+      <w:tr>
+        <w:tc>
+          <w:tcPr>
+            <w:tcW w:type="dxa" w:w="2381"/>
+          </w:tcPr>
+          <w:p>
+            <w:r/>
+            <w:r>
+              <w:rPr>
+                <w:sz w:val="19"/>
+              </w:rPr>
+              <w:t>WCS_DB.INI [CNF]</w:t>
+            </w:r>
+          </w:p>
+        </w:tc>
+        <w:tc>
+          <w:tcPr>
+            <w:tcW w:type="dxa" w:w="2381"/>
+          </w:tcPr>
+          <w:p>
+            <w:r/>
+            <w:r>
+              <w:rPr>
+                <w:sz w:val="19"/>
+              </w:rPr>
+              <w:t>CV_BULK_R 외 5종 (3.5절)</w:t>
+            </w:r>
+          </w:p>
+        </w:tc>
+        <w:tc>
+          <w:tcPr>
+            <w:tcW w:type="dxa" w:w="1474"/>
+          </w:tcPr>
+          <w:p>
+            <w:r/>
+            <w:r>
+              <w:rPr>
+                <w:sz w:val="19"/>
+              </w:rPr>
+              <w:t>기본값</w:t>
+            </w:r>
+          </w:p>
+        </w:tc>
+        <w:tc>
+          <w:tcPr>
+            <w:tcW w:type="dxa" w:w="3402"/>
+          </w:tcPr>
+          <w:p>
+            <w:r/>
+            <w:r>
+              <w:rPr>
+                <w:sz w:val="19"/>
+              </w:rPr>
+              <w:t>기본값 유지. 이상 시 해당 키만 0 (재기동 불필요)</w:t>
+            </w:r>
+          </w:p>
+        </w:tc>
+      </w:tr>
+      <w:tr>
+        <w:tc>
+          <w:tcPr>
+            <w:tcW w:type="dxa" w:w="2381"/>
+          </w:tcPr>
+          <w:p>
+            <w:r/>
+            <w:r>
+              <w:rPr>
+                <w:sz w:val="19"/>
+              </w:rPr>
+              <w:t>Ecs.ini [ETC]</w:t>
+            </w:r>
+          </w:p>
+        </w:tc>
+        <w:tc>
+          <w:tcPr>
+            <w:tcW w:type="dxa" w:w="2381"/>
+          </w:tcPr>
+          <w:p>
+            <w:r/>
+            <w:r>
+              <w:rPr>
+                <w:sz w:val="19"/>
+              </w:rPr>
+              <w:t>VEH_CLEAR_MODE</w:t>
+            </w:r>
+          </w:p>
+        </w:tc>
+        <w:tc>
+          <w:tcPr>
+            <w:tcW w:type="dxa" w:w="1474"/>
+          </w:tcPr>
+          <w:p>
+            <w:r/>
+            <w:r>
+              <w:rPr>
+                <w:sz w:val="19"/>
+              </w:rPr>
+              <w:t>3</w:t>
+            </w:r>
+          </w:p>
+        </w:tc>
+        <w:tc>
+          <w:tcPr>
+            <w:tcW w:type="dxa" w:w="3402"/>
+          </w:tcPr>
+          <w:p>
+            <w:r/>
+            <w:r>
+              <w:rPr>
+                <w:sz w:val="19"/>
+              </w:rPr>
+              <w:t>현장 화면처럼 ①②③ 구분하려면 0</w:t>
             </w:r>
           </w:p>
         </w:tc>
